--- a/enterprise-platforms/aidex/docs/AIDEX-White-Paper.docx
+++ b/enterprise-platforms/aidex/docs/AIDEX-White-Paper.docx
@@ -46,7 +46,7 @@
           <w:bCs/>
           <w:b/>
         </w:rPr>
-        <w:t xml:space="preserve">Author:</w:t>
+        <w:t>Authors:</w:t>
       </w:r>
       <w:r>
         <w:t xml:space="preserve"> </w:t>
@@ -71,6 +71,14 @@
       </w:r>
       <w:r>
         <w:t xml:space="preserve">Correspondence: jdlongmire@outlook.com</w:t>
+        <w:br/>
+      </w:r>
+      <w:r>
+        <w:t>Micah Longmire Sr. AI Architect</w:t>
+        <w:br/>
+      </w:r>
+      <w:r>
+        <w:t>ORCID: 0009-0006-7608-9322</w:t>
       </w:r>
     </w:p>
     <w:p>
@@ -82,7 +90,7 @@
           <w:iCs/>
           <w:i/>
         </w:rPr>
-        <w:t xml:space="preserve">This paper presents independent research and reflects the views of the author. It does not represent the position of any employer or program.</w:t>
+        <w:t>This paper presents independent research and reflects the views of the authors. It does not represent the position of any employer or program.</w:t>
       </w:r>
     </w:p>
     <w:p>
